--- a/Вопросы по кейсу.docx
+++ b/Вопросы по кейсу.docx
@@ -50,28 +50,12 @@
             <w:tcW w:w="2835" w:type="dxa"/>
           </w:tcPr>
           <w:p>
-            <w:proofErr w:type="spellStart"/>
             <w:r>
               <w:rPr>
                 <w:b/>
               </w:rPr>
-              <w:t>Имя</w:t>
+              <w:t>Имя и фамилия</w:t>
             </w:r>
-            <w:proofErr w:type="spellEnd"/>
-            <w:r>
-              <w:rPr>
-                <w:b/>
-              </w:rPr>
-              <w:t xml:space="preserve"> и </w:t>
-            </w:r>
-            <w:proofErr w:type="spellStart"/>
-            <w:r>
-              <w:rPr>
-                <w:b/>
-              </w:rPr>
-              <w:t>фамилия</w:t>
-            </w:r>
-            <w:proofErr w:type="spellEnd"/>
           </w:p>
         </w:tc>
         <w:tc>
@@ -104,14 +88,12 @@
                 <w:lang w:val="ru-RU"/>
               </w:rPr>
             </w:pPr>
-            <w:proofErr w:type="spellStart"/>
             <w:r>
               <w:rPr>
                 <w:b/>
               </w:rPr>
               <w:t>Кейс</w:t>
             </w:r>
-            <w:proofErr w:type="spellEnd"/>
           </w:p>
         </w:tc>
         <w:tc>
@@ -119,35 +101,9 @@
             <w:tcW w:w="6803" w:type="dxa"/>
           </w:tcPr>
           <w:p>
-            <w:proofErr w:type="spellStart"/>
             <w:r>
-              <w:t>Диапазон</w:t>
+              <w:t>Диапазон рыночной цены перевозки</w:t>
             </w:r>
-            <w:proofErr w:type="spellEnd"/>
-            <w:r>
-              <w:t xml:space="preserve"> </w:t>
-            </w:r>
-            <w:proofErr w:type="spellStart"/>
-            <w:r>
-              <w:t>рыночной</w:t>
-            </w:r>
-            <w:proofErr w:type="spellEnd"/>
-            <w:r>
-              <w:t xml:space="preserve"> </w:t>
-            </w:r>
-            <w:proofErr w:type="spellStart"/>
-            <w:r>
-              <w:t>цены</w:t>
-            </w:r>
-            <w:proofErr w:type="spellEnd"/>
-            <w:r>
-              <w:t xml:space="preserve"> </w:t>
-            </w:r>
-            <w:proofErr w:type="spellStart"/>
-            <w:r>
-              <w:t>перевозки</w:t>
-            </w:r>
-            <w:proofErr w:type="spellEnd"/>
           </w:p>
         </w:tc>
       </w:tr>
@@ -169,14 +125,7 @@
           <w:b/>
           <w:lang w:val="ru-RU"/>
         </w:rPr>
-        <w:t xml:space="preserve">1. За что в команде отвечали вы? Какая у вас </w:t>
-      </w:r>
-      <w:r>
-        <w:rPr>
-          <w:b/>
-          <w:lang w:val="ru-RU"/>
-        </w:rPr>
-        <w:t>была роль?</w:t>
+        <w:t>1. За что в команде отвечали вы? Какая у вас была роль?</w:t>
       </w:r>
     </w:p>
     <w:tbl>
@@ -212,8 +161,22 @@
             <w:r>
               <w:rPr>
                 <w:rFonts w:ascii="Calibri" w:hAnsi="Calibri" w:cs="Calibri"/>
-                <w:b/>
-                <w:bCs/>
+                <w:color w:val="000000"/>
+                <w:lang w:val="ru-RU"/>
+              </w:rPr>
+              <w:t xml:space="preserve">В команде я был </w:t>
+            </w:r>
+            <w:r>
+              <w:rPr>
+                <w:rFonts w:ascii="Calibri" w:hAnsi="Calibri" w:cs="Calibri"/>
+                <w:color w:val="000000"/>
+                <w:lang w:val="ru-RU"/>
+              </w:rPr>
+              <w:t xml:space="preserve">в роли </w:t>
+            </w:r>
+            <w:r>
+              <w:rPr>
+                <w:rFonts w:ascii="Calibri" w:hAnsi="Calibri" w:cs="Calibri"/>
                 <w:color w:val="000000"/>
               </w:rPr>
               <w:t>Data</w:t>
@@ -221,8 +184,6 @@
             <w:r>
               <w:rPr>
                 <w:rFonts w:ascii="Calibri" w:hAnsi="Calibri" w:cs="Calibri"/>
-                <w:b/>
-                <w:bCs/>
                 <w:color w:val="000000"/>
                 <w:lang w:val="ru-RU"/>
               </w:rPr>
@@ -231,8 +192,6 @@
             <w:r>
               <w:rPr>
                 <w:rFonts w:ascii="Calibri" w:hAnsi="Calibri" w:cs="Calibri"/>
-                <w:b/>
-                <w:bCs/>
                 <w:color w:val="000000"/>
               </w:rPr>
               <w:t>Scientist</w:t>
@@ -240,8 +199,6 @@
             <w:r>
               <w:rPr>
                 <w:rFonts w:ascii="Calibri" w:hAnsi="Calibri" w:cs="Calibri"/>
-                <w:b/>
-                <w:bCs/>
                 <w:color w:val="000000"/>
                 <w:lang w:val="ru-RU"/>
               </w:rPr>
@@ -250,8 +207,6 @@
             <w:r>
               <w:rPr>
                 <w:rFonts w:ascii="Calibri" w:hAnsi="Calibri" w:cs="Calibri"/>
-                <w:b/>
-                <w:bCs/>
                 <w:color w:val="000000"/>
               </w:rPr>
               <w:t>ML</w:t>
@@ -259,8 +214,46 @@
             <w:r>
               <w:rPr>
                 <w:rFonts w:ascii="Calibri" w:hAnsi="Calibri" w:cs="Calibri"/>
-                <w:b/>
-                <w:bCs/>
+                <w:color w:val="000000"/>
+                <w:lang w:val="ru-RU"/>
+              </w:rPr>
+              <w:t>-инженер</w:t>
+            </w:r>
+            <w:r>
+              <w:rPr>
+                <w:rFonts w:ascii="Calibri" w:hAnsi="Calibri" w:cs="Calibri"/>
+                <w:color w:val="000000"/>
+                <w:lang w:val="ru-RU"/>
+              </w:rPr>
+              <w:t>а</w:t>
+            </w:r>
+            <w:r>
+              <w:rPr>
+                <w:rFonts w:ascii="Calibri" w:hAnsi="Calibri" w:cs="Calibri"/>
+                <w:color w:val="000000"/>
+                <w:lang w:val="ru-RU"/>
+              </w:rPr>
+              <w:t xml:space="preserve"> и отвечал за модельную часть. Я подбирал и сравнивал модели для прогноза цены перевозки и искал алгоритмы, которые удовлетворяют требованиям заказчика:</w:t>
+            </w:r>
+            <w:r>
+              <w:rPr>
+                <w:rFonts w:ascii="Calibri" w:hAnsi="Calibri" w:cs="Calibri"/>
+                <w:color w:val="000000"/>
+                <w:lang w:val="ru-RU"/>
+              </w:rPr>
+              <w:t xml:space="preserve"> методы расширения точечной оценки до интервальной, методы вычисления</w:t>
+            </w:r>
+            <w:r>
+              <w:rPr>
+                <w:rFonts w:ascii="Calibri" w:hAnsi="Calibri" w:cs="Calibri"/>
+                <w:color w:val="000000"/>
+                <w:lang w:val="ru-RU"/>
+              </w:rPr>
+              <w:t xml:space="preserve"> оценки уверенности</w:t>
+            </w:r>
+            <w:r>
+              <w:rPr>
+                <w:rFonts w:ascii="Calibri" w:hAnsi="Calibri" w:cs="Calibri"/>
                 <w:color w:val="000000"/>
                 <w:lang w:val="ru-RU"/>
               </w:rPr>
@@ -269,11 +262,17 @@
             <w:r>
               <w:rPr>
                 <w:rFonts w:ascii="Calibri" w:hAnsi="Calibri" w:cs="Calibri"/>
-                <w:b/>
-                <w:bCs/>
+                <w:color w:val="000000"/>
+                <w:lang w:val="ru-RU"/>
+              </w:rPr>
+              <w:t>(</w:t>
+            </w:r>
+            <w:r>
+              <w:rPr>
+                <w:rFonts w:ascii="Calibri" w:hAnsi="Calibri" w:cs="Calibri"/>
                 <w:color w:val="000000"/>
               </w:rPr>
-              <w:t>engineer</w:t>
+              <w:t>confidence</w:t>
             </w:r>
             <w:r>
               <w:rPr>
@@ -281,8 +280,7 @@
                 <w:color w:val="000000"/>
                 <w:lang w:val="ru-RU"/>
               </w:rPr>
-              <w:br/>
-              <w:t>- Поиск лучшей модели</w:t>
+              <w:t>)</w:t>
             </w:r>
             <w:r>
               <w:rPr>
@@ -290,8 +288,7 @@
                 <w:color w:val="000000"/>
                 <w:lang w:val="ru-RU"/>
               </w:rPr>
-              <w:br/>
-              <w:t>- Поиск алгоритмов, которые удовлетворят требованиям заказчика</w:t>
+              <w:t xml:space="preserve"> по степени аномальности, степени согласованности с реалиями рынка и степени заполненности заявки</w:t>
             </w:r>
             <w:r>
               <w:rPr>
@@ -299,8 +296,7 @@
                 <w:color w:val="000000"/>
                 <w:lang w:val="ru-RU"/>
               </w:rPr>
-              <w:br/>
-              <w:t>- Математические подходы обоснования принятых в команде решений</w:t>
+              <w:t xml:space="preserve">. Кроме того, я математически обосновывал решения, которые принимала команда. </w:t>
             </w:r>
           </w:p>
         </w:tc>
@@ -341,25 +337,7 @@
           <w:sz w:val="20"/>
           <w:lang w:val="ru-RU"/>
         </w:rPr>
-        <w:t xml:space="preserve">Перечислите 2-4 конкретных результата: что это было (документ, таблица, код, </w:t>
-      </w:r>
-      <w:proofErr w:type="spellStart"/>
-      <w:r>
-        <w:rPr>
-          <w:color w:val="6B7280"/>
-          <w:sz w:val="20"/>
-          <w:lang w:val="ru-RU"/>
-        </w:rPr>
-        <w:t>промпт</w:t>
-      </w:r>
-      <w:proofErr w:type="spellEnd"/>
-      <w:r>
-        <w:rPr>
-          <w:color w:val="6B7280"/>
-          <w:sz w:val="20"/>
-          <w:lang w:val="ru-RU"/>
-        </w:rPr>
-        <w:t>, слайд, исследование) и где оно сейчас.</w:t>
+        <w:t>Перечислите 2-4 конкретных результата: что это было (документ, таблица, код, промпт, слайд, исследование) и где оно сейчас.</w:t>
       </w:r>
     </w:p>
     <w:tbl>
@@ -387,6 +365,82 @@
             <w:pPr>
               <w:spacing w:after="0"/>
               <w:rPr>
+                <w:rFonts w:ascii="Calibri" w:hAnsi="Calibri" w:cs="Calibri"/>
+                <w:color w:val="000000"/>
+                <w:lang w:val="ru-RU"/>
+              </w:rPr>
+            </w:pPr>
+            <w:r>
+              <w:rPr>
+                <w:rFonts w:ascii="Calibri" w:hAnsi="Calibri" w:cs="Calibri"/>
+                <w:color w:val="000000"/>
+                <w:lang w:val="ru-RU"/>
+              </w:rPr>
+              <w:t>- Р</w:t>
+            </w:r>
+            <w:r>
+              <w:rPr>
+                <w:rFonts w:ascii="Calibri" w:hAnsi="Calibri" w:cs="Calibri"/>
+                <w:color w:val="000000"/>
+                <w:lang w:val="ru-RU"/>
+              </w:rPr>
+              <w:t>еализация конформного прогнозирования (conformal prediction), которая превращает точечный прогноз в интервал цены. Вошла в итоговое решение.</w:t>
+            </w:r>
+          </w:p>
+          <w:p>
+            <w:pPr>
+              <w:spacing w:after="0"/>
+              <w:rPr>
+                <w:rFonts w:ascii="Calibri" w:hAnsi="Calibri" w:cs="Calibri"/>
+                <w:color w:val="000000"/>
+                <w:lang w:val="ru-RU"/>
+              </w:rPr>
+            </w:pPr>
+            <w:r>
+              <w:rPr>
+                <w:rFonts w:ascii="Calibri" w:hAnsi="Calibri" w:cs="Calibri"/>
+                <w:color w:val="000000"/>
+                <w:lang w:val="ru-RU"/>
+              </w:rPr>
+              <w:t>- С</w:t>
+            </w:r>
+            <w:r>
+              <w:rPr>
+                <w:rFonts w:ascii="Calibri" w:hAnsi="Calibri" w:cs="Calibri"/>
+                <w:color w:val="000000"/>
+                <w:lang w:val="ru-RU"/>
+              </w:rPr>
+              <w:t>равнение линейных моделей и способов кодирования признаков</w:t>
+            </w:r>
+            <w:r>
+              <w:rPr>
+                <w:rFonts w:ascii="Calibri" w:hAnsi="Calibri" w:cs="Calibri"/>
+                <w:color w:val="000000"/>
+                <w:lang w:val="ru-RU"/>
+              </w:rPr>
+              <w:t>. Результаты были использован</w:t>
+            </w:r>
+            <w:r>
+              <w:rPr>
+                <w:rFonts w:ascii="Calibri" w:hAnsi="Calibri" w:cs="Calibri"/>
+                <w:color w:val="000000"/>
+                <w:lang w:val="ru-RU"/>
+              </w:rPr>
+              <w:t>ы</w:t>
+            </w:r>
+            <w:r>
+              <w:rPr>
+                <w:rFonts w:ascii="Calibri" w:hAnsi="Calibri" w:cs="Calibri"/>
+                <w:color w:val="000000"/>
+                <w:lang w:val="ru-RU"/>
+              </w:rPr>
+              <w:t xml:space="preserve"> в итоговой гибридной модели.</w:t>
+            </w:r>
+          </w:p>
+          <w:p>
+            <w:pPr>
+              <w:spacing w:after="0"/>
+              <w:rPr>
                 <w:rFonts w:ascii="Calibri" w:eastAsia="Times New Roman" w:hAnsi="Calibri" w:cs="Calibri"/>
                 <w:color w:val="000000"/>
                 <w:lang w:val="ru-RU"/>
@@ -398,15 +452,6 @@
                 <w:color w:val="000000"/>
                 <w:lang w:val="ru-RU"/>
               </w:rPr>
-              <w:t>- Построение линейных моделей, сравнение</w:t>
-            </w:r>
-            <w:r>
-              <w:rPr>
-                <w:rFonts w:ascii="Calibri" w:hAnsi="Calibri" w:cs="Calibri"/>
-                <w:color w:val="000000"/>
-                <w:lang w:val="ru-RU"/>
-              </w:rPr>
-              <w:br/>
               <w:t xml:space="preserve">- Построение модели выбросов - </w:t>
             </w:r>
             <w:r>
@@ -460,19 +505,25 @@
                 <w:color w:val="000000"/>
                 <w:lang w:val="ru-RU"/>
               </w:rPr>
-              <w:br/>
-              <w:t>- Корреляционно-</w:t>
+              <w:t>.</w:t>
             </w:r>
-            <w:proofErr w:type="spellStart"/>
             <w:r>
               <w:rPr>
                 <w:rFonts w:ascii="Calibri" w:hAnsi="Calibri" w:cs="Calibri"/>
                 <w:color w:val="000000"/>
                 <w:lang w:val="ru-RU"/>
               </w:rPr>
-              <w:t>регресионный</w:t>
+              <w:br/>
+              <w:t>- Корреляционно-</w:t>
             </w:r>
-            <w:proofErr w:type="spellEnd"/>
+            <w:r>
+              <w:rPr>
+                <w:rFonts w:ascii="Calibri" w:hAnsi="Calibri" w:cs="Calibri"/>
+                <w:color w:val="000000"/>
+                <w:lang w:val="ru-RU"/>
+              </w:rPr>
+              <w:t>регрессионный</w:t>
+            </w:r>
             <w:r>
               <w:rPr>
                 <w:rFonts w:ascii="Calibri" w:hAnsi="Calibri" w:cs="Calibri"/>
@@ -487,8 +538,7 @@
                 <w:color w:val="000000"/>
                 <w:lang w:val="ru-RU"/>
               </w:rPr>
-              <w:br/>
-              <w:t>- Поиск лучших методов кодирования данных для моделей</w:t>
+              <w:t xml:space="preserve"> для выбора набора признаков, приводящих к наилучшим метрикам</w:t>
             </w:r>
             <w:r>
               <w:rPr>
@@ -496,63 +546,7 @@
                 <w:color w:val="000000"/>
                 <w:lang w:val="ru-RU"/>
               </w:rPr>
-              <w:br/>
-              <w:t xml:space="preserve">- Реализация </w:t>
-            </w:r>
-            <w:r>
-              <w:rPr>
-                <w:rFonts w:ascii="Calibri" w:hAnsi="Calibri" w:cs="Calibri"/>
-                <w:color w:val="000000"/>
-              </w:rPr>
-              <w:t>conformal</w:t>
-            </w:r>
-            <w:r>
-              <w:rPr>
-                <w:rFonts w:ascii="Calibri" w:hAnsi="Calibri" w:cs="Calibri"/>
-                <w:color w:val="000000"/>
-                <w:lang w:val="ru-RU"/>
-              </w:rPr>
-              <w:t xml:space="preserve"> </w:t>
-            </w:r>
-            <w:r>
-              <w:rPr>
-                <w:rFonts w:ascii="Calibri" w:hAnsi="Calibri" w:cs="Calibri"/>
-                <w:color w:val="000000"/>
-              </w:rPr>
-              <w:t>prediction</w:t>
-            </w:r>
-            <w:r>
-              <w:rPr>
-                <w:rFonts w:ascii="Calibri" w:hAnsi="Calibri" w:cs="Calibri"/>
-                <w:color w:val="000000"/>
-                <w:lang w:val="ru-RU"/>
-              </w:rPr>
-              <w:t xml:space="preserve"> (метод построение диапазона цены по точечному прогнозу)</w:t>
-            </w:r>
-            <w:r>
-              <w:rPr>
-                <w:rFonts w:ascii="Calibri" w:hAnsi="Calibri" w:cs="Calibri"/>
-                <w:color w:val="000000"/>
-                <w:lang w:val="ru-RU"/>
-              </w:rPr>
-              <w:br/>
-              <w:t xml:space="preserve">- Вывод формулы для расчета </w:t>
-            </w:r>
-            <w:r>
-              <w:rPr>
-                <w:rFonts w:ascii="Calibri" w:hAnsi="Calibri" w:cs="Calibri"/>
-                <w:color w:val="000000"/>
-              </w:rPr>
-              <w:t>confidence</w:t>
-            </w:r>
-            <w:r>
-              <w:rPr>
-                <w:rFonts w:ascii="Calibri" w:hAnsi="Calibri" w:cs="Calibri"/>
-                <w:color w:val="000000"/>
-                <w:lang w:val="ru-RU"/>
-              </w:rPr>
-              <w:br/>
-              <w:t>- Исследование полезности экзогенных факторов</w:t>
+              <w:t>.</w:t>
             </w:r>
           </w:p>
         </w:tc>
@@ -593,15 +587,7 @@
           <w:sz w:val="20"/>
           <w:lang w:val="ru-RU"/>
         </w:rPr>
-        <w:t xml:space="preserve">Что вы </w:t>
-      </w:r>
-      <w:r>
-        <w:rPr>
-          <w:color w:val="6B7280"/>
-          <w:sz w:val="20"/>
-          <w:lang w:val="ru-RU"/>
-        </w:rPr>
-        <w:t>предложили, почему, приняла ли его команда и что из этого вышло.</w:t>
+        <w:t>Что вы предложили, почему, приняла ли его команда и что из этого вышло.</w:t>
       </w:r>
     </w:p>
     <w:tbl>
@@ -640,7 +626,7 @@
                 <w:color w:val="000000"/>
                 <w:lang w:val="ru-RU"/>
               </w:rPr>
-              <w:t>Я п</w:t>
+              <w:t>Я предложил использовать конформное прогнозирование (conformal prediction), чтобы расширить точечную оценку цены до интервала. Этот метод работает поверх любой модели, не требует предположений о распределении ошибок и даёт заданную долю попаданий реальной цены в интервал. Команда приняла после обсуждения</w:t>
             </w:r>
             <w:r>
               <w:rPr>
@@ -648,14 +634,7 @@
                 <w:color w:val="000000"/>
                 <w:lang w:val="ru-RU"/>
               </w:rPr>
-              <w:t xml:space="preserve">редложил использование метода </w:t>
-            </w:r>
-            <w:r>
-              <w:rPr>
-                <w:rFonts w:ascii="Calibri" w:hAnsi="Calibri" w:cs="Calibri"/>
-                <w:color w:val="000000"/>
-              </w:rPr>
-              <w:t>conformal</w:t>
+              <w:t xml:space="preserve">. </w:t>
             </w:r>
             <w:r>
               <w:rPr>
@@ -663,22 +642,7 @@
                 <w:color w:val="000000"/>
                 <w:lang w:val="ru-RU"/>
               </w:rPr>
-              <w:t xml:space="preserve"> </w:t>
-            </w:r>
-            <w:r>
-              <w:rPr>
-                <w:rFonts w:ascii="Calibri" w:hAnsi="Calibri" w:cs="Calibri"/>
-                <w:color w:val="000000"/>
-              </w:rPr>
-              <w:t>prediction</w:t>
-            </w:r>
-            <w:r>
-              <w:rPr>
-                <w:rFonts w:ascii="Calibri" w:hAnsi="Calibri" w:cs="Calibri"/>
-                <w:color w:val="000000"/>
-                <w:lang w:val="ru-RU"/>
-              </w:rPr>
-              <w:t xml:space="preserve"> для расширения точечной оценки до интервала</w:t>
+              <w:t>В итоге интервал [p25; p75] накрыл 51% цен на отложенной выборке при заявленных 50%, то есть интервал откалиброван. Метод вошёл в финальную версию.</w:t>
             </w:r>
           </w:p>
         </w:tc>
@@ -758,7 +722,7 @@
                 <w:color w:val="000000"/>
                 <w:lang w:val="ru-RU"/>
               </w:rPr>
-              <w:t>Мне было известно, что в</w:t>
+              <w:t>Я заметил, что н</w:t>
             </w:r>
             <w:r>
               <w:rPr>
@@ -766,7 +730,7 @@
                 <w:color w:val="000000"/>
                 <w:lang w:val="ru-RU"/>
               </w:rPr>
-              <w:t xml:space="preserve">ыбор логических моделей </w:t>
+              <w:t xml:space="preserve">а маршрутах длиннее, чем в обучающей выборке, прогноз древесной модели переставал расти. Причина в том, что древесные модели не экстраполируют: за пределами обучающих данных они выдают значение крайнего листа. Я предложил гибридную схему: </w:t>
             </w:r>
             <w:r>
               <w:rPr>
@@ -774,81 +738,7 @@
                 <w:color w:val="000000"/>
                 <w:lang w:val="ru-RU"/>
               </w:rPr>
-              <w:t xml:space="preserve">приведёт к </w:t>
-            </w:r>
-            <w:r>
-              <w:rPr>
-                <w:rFonts w:ascii="Calibri" w:hAnsi="Calibri" w:cs="Calibri"/>
-                <w:color w:val="000000"/>
-                <w:lang w:val="ru-RU"/>
-              </w:rPr>
-              <w:t>ограничени</w:t>
-            </w:r>
-            <w:r>
-              <w:rPr>
-                <w:rFonts w:ascii="Calibri" w:hAnsi="Calibri" w:cs="Calibri"/>
-                <w:color w:val="000000"/>
-                <w:lang w:val="ru-RU"/>
-              </w:rPr>
-              <w:t>ю</w:t>
-            </w:r>
-            <w:r>
-              <w:rPr>
-                <w:rFonts w:ascii="Calibri" w:hAnsi="Calibri" w:cs="Calibri"/>
-                <w:color w:val="000000"/>
-                <w:lang w:val="ru-RU"/>
-              </w:rPr>
-              <w:t xml:space="preserve"> </w:t>
-            </w:r>
-            <w:r>
-              <w:rPr>
-                <w:rFonts w:ascii="Calibri" w:hAnsi="Calibri" w:cs="Calibri"/>
-                <w:color w:val="000000"/>
-                <w:lang w:val="ru-RU"/>
-              </w:rPr>
-              <w:t>в</w:t>
-            </w:r>
-            <w:r>
-              <w:rPr>
-                <w:rFonts w:ascii="Calibri" w:hAnsi="Calibri" w:cs="Calibri"/>
-                <w:color w:val="000000"/>
-                <w:lang w:val="ru-RU"/>
-              </w:rPr>
-              <w:t xml:space="preserve"> </w:t>
-            </w:r>
-            <w:proofErr w:type="spellStart"/>
-            <w:r>
-              <w:rPr>
-                <w:rFonts w:ascii="Calibri" w:hAnsi="Calibri" w:cs="Calibri"/>
-                <w:color w:val="000000"/>
-                <w:lang w:val="ru-RU"/>
-              </w:rPr>
-              <w:t>экстраполяции</w:t>
-            </w:r>
-            <w:r>
-              <w:rPr>
-                <w:rFonts w:ascii="Calibri" w:hAnsi="Calibri" w:cs="Calibri"/>
-                <w:color w:val="000000"/>
-                <w:lang w:val="ru-RU"/>
-              </w:rPr>
-              <w:t>и</w:t>
-            </w:r>
-            <w:proofErr w:type="spellEnd"/>
-            <w:r>
-              <w:rPr>
-                <w:rFonts w:ascii="Calibri" w:hAnsi="Calibri" w:cs="Calibri"/>
-                <w:color w:val="000000"/>
-                <w:lang w:val="ru-RU"/>
-              </w:rPr>
-              <w:t>,</w:t>
-            </w:r>
-            <w:r>
-              <w:rPr>
-                <w:rFonts w:ascii="Calibri" w:hAnsi="Calibri" w:cs="Calibri"/>
-                <w:color w:val="000000"/>
-                <w:lang w:val="ru-RU"/>
-              </w:rPr>
-              <w:t xml:space="preserve"> в связи с чем были предложены гибридные модели, включающие линейные подходы</w:t>
+              <w:t>объединение линейной и древесной моделей.</w:t>
             </w:r>
           </w:p>
         </w:tc>
@@ -889,15 +779,7 @@
           <w:sz w:val="20"/>
           <w:lang w:val="ru-RU"/>
         </w:rPr>
-        <w:t xml:space="preserve">О чём оно </w:t>
-      </w:r>
-      <w:r>
-        <w:rPr>
-          <w:color w:val="6B7280"/>
-          <w:sz w:val="20"/>
-          <w:lang w:val="ru-RU"/>
-        </w:rPr>
-        <w:t>было и чем закончилось?</w:t>
+        <w:t>О чём оно было и чем закончилось?</w:t>
       </w:r>
     </w:p>
     <w:tbl>
@@ -936,25 +818,7 @@
                 <w:color w:val="000000"/>
                 <w:lang w:val="ru-RU"/>
               </w:rPr>
-              <w:t xml:space="preserve">Был </w:t>
-            </w:r>
-            <w:proofErr w:type="spellStart"/>
-            <w:r>
-              <w:rPr>
-                <w:rFonts w:ascii="Calibri" w:hAnsi="Calibri" w:cs="Calibri"/>
-                <w:color w:val="000000"/>
-                <w:lang w:val="ru-RU"/>
-              </w:rPr>
-              <w:t>неуверен</w:t>
-            </w:r>
-            <w:proofErr w:type="spellEnd"/>
-            <w:r>
-              <w:rPr>
-                <w:rFonts w:ascii="Calibri" w:hAnsi="Calibri" w:cs="Calibri"/>
-                <w:color w:val="000000"/>
-                <w:lang w:val="ru-RU"/>
-              </w:rPr>
-              <w:t xml:space="preserve"> в том, как правильно организовать гибридную модель между логической и линейной моделями</w:t>
+              <w:t xml:space="preserve">Мы разошлись в том, как </w:t>
             </w:r>
             <w:r>
               <w:rPr>
@@ -962,25 +826,7 @@
                 <w:color w:val="000000"/>
                 <w:lang w:val="ru-RU"/>
               </w:rPr>
-              <w:t xml:space="preserve">. Коллеги </w:t>
-            </w:r>
-            <w:proofErr w:type="spellStart"/>
-            <w:r>
-              <w:rPr>
-                <w:rFonts w:ascii="Calibri" w:hAnsi="Calibri" w:cs="Calibri"/>
-                <w:color w:val="000000"/>
-                <w:lang w:val="ru-RU"/>
-              </w:rPr>
-              <w:t>настоявали</w:t>
-            </w:r>
-            <w:proofErr w:type="spellEnd"/>
-            <w:r>
-              <w:rPr>
-                <w:rFonts w:ascii="Calibri" w:hAnsi="Calibri" w:cs="Calibri"/>
-                <w:color w:val="000000"/>
-                <w:lang w:val="ru-RU"/>
-              </w:rPr>
-              <w:t xml:space="preserve"> на своих методах, а я на ином подходе. Для разрешения конфликта</w:t>
+              <w:t xml:space="preserve">именно </w:t>
             </w:r>
             <w:r>
               <w:rPr>
@@ -988,7 +834,240 @@
                 <w:color w:val="000000"/>
                 <w:lang w:val="ru-RU"/>
               </w:rPr>
-              <w:t xml:space="preserve"> был приглашен эксперт в области эконометрики, разрешивший спор с ссылкам на академические источники</w:t>
+              <w:t xml:space="preserve">объединить древесную и линейную модели. Коллеги предлагали </w:t>
+            </w:r>
+            <w:r>
+              <w:rPr>
+                <w:rFonts w:ascii="Calibri" w:hAnsi="Calibri" w:cs="Calibri"/>
+                <w:color w:val="000000"/>
+                <w:lang w:val="ru-RU"/>
+              </w:rPr>
+              <w:lastRenderedPageBreak/>
+              <w:t>представить целевую переменную как линейный тренд плюс остаток</w:t>
+            </w:r>
+            <w:r>
+              <w:rPr>
+                <w:rFonts w:ascii="Calibri" w:hAnsi="Calibri" w:cs="Calibri"/>
+                <w:color w:val="000000"/>
+                <w:lang w:val="ru-RU"/>
+              </w:rPr>
+              <w:t>. Я</w:t>
+            </w:r>
+            <w:r>
+              <w:rPr>
+                <w:rFonts w:ascii="Calibri" w:hAnsi="Calibri" w:cs="Calibri"/>
+                <w:color w:val="000000"/>
+                <w:lang w:val="ru-RU"/>
+              </w:rPr>
+              <w:t xml:space="preserve"> </w:t>
+            </w:r>
+            <w:r>
+              <w:rPr>
+                <w:rFonts w:ascii="Calibri" w:hAnsi="Calibri" w:cs="Calibri"/>
+                <w:color w:val="000000"/>
+                <w:lang w:val="ru-RU"/>
+              </w:rPr>
+              <w:t>предложил</w:t>
+            </w:r>
+            <w:r>
+              <w:rPr>
+                <w:rFonts w:ascii="Calibri" w:hAnsi="Calibri" w:cs="Calibri"/>
+                <w:color w:val="000000"/>
+                <w:lang w:val="ru-RU"/>
+              </w:rPr>
+              <w:t xml:space="preserve"> </w:t>
+            </w:r>
+            <w:r>
+              <w:rPr>
+                <w:rFonts w:ascii="Calibri" w:hAnsi="Calibri" w:cs="Calibri"/>
+                <w:color w:val="000000"/>
+                <w:lang w:val="ru-RU"/>
+              </w:rPr>
+              <w:t>делить целев</w:t>
+            </w:r>
+            <w:r>
+              <w:rPr>
+                <w:rFonts w:ascii="Calibri" w:hAnsi="Calibri" w:cs="Calibri"/>
+                <w:color w:val="000000"/>
+                <w:lang w:val="ru-RU"/>
+              </w:rPr>
+              <w:t xml:space="preserve">ую переменную </w:t>
+            </w:r>
+            <w:r>
+              <w:rPr>
+                <w:rFonts w:ascii="Calibri" w:hAnsi="Calibri" w:cs="Calibri"/>
+                <w:color w:val="000000"/>
+                <w:lang w:val="ru-RU"/>
+              </w:rPr>
+              <w:t>на величину индексов экзогенных факторов (дефляторы, цены на бензин и т.п.)</w:t>
+            </w:r>
+            <w:r>
+              <w:rPr>
+                <w:rFonts w:ascii="Calibri" w:hAnsi="Calibri" w:cs="Calibri"/>
+                <w:color w:val="000000"/>
+                <w:lang w:val="ru-RU"/>
+              </w:rPr>
+              <w:t xml:space="preserve">, потому что </w:t>
+            </w:r>
+            <w:r>
+              <w:rPr>
+                <w:rFonts w:ascii="Calibri" w:hAnsi="Calibri" w:cs="Calibri"/>
+                <w:color w:val="000000"/>
+                <w:lang w:val="ru-RU"/>
+              </w:rPr>
+              <w:t>линейная модель на этих данных объясняла малую долю дисперсии, и ошибки её тренда переходили бы в остатки</w:t>
+            </w:r>
+            <w:r>
+              <w:rPr>
+                <w:rFonts w:ascii="Calibri" w:hAnsi="Calibri" w:cs="Calibri"/>
+                <w:color w:val="000000"/>
+                <w:lang w:val="ru-RU"/>
+              </w:rPr>
+              <w:t>. Чтобы не спорить на вкус, я пригласил эксперта по эконометрике. Он</w:t>
+            </w:r>
+            <w:r>
+              <w:rPr>
+                <w:rFonts w:ascii="Calibri" w:hAnsi="Calibri" w:cs="Calibri"/>
+                <w:color w:val="000000"/>
+                <w:lang w:val="ru-RU"/>
+              </w:rPr>
+              <w:t>,</w:t>
+            </w:r>
+            <w:r>
+              <w:rPr>
+                <w:rFonts w:ascii="Calibri" w:hAnsi="Calibri" w:cs="Calibri"/>
+                <w:color w:val="000000"/>
+                <w:lang w:val="ru-RU"/>
+              </w:rPr>
+              <w:t xml:space="preserve"> сосла</w:t>
+            </w:r>
+            <w:r>
+              <w:rPr>
+                <w:rFonts w:ascii="Calibri" w:hAnsi="Calibri" w:cs="Calibri"/>
+                <w:color w:val="000000"/>
+                <w:lang w:val="ru-RU"/>
+              </w:rPr>
+              <w:t>вшись</w:t>
+            </w:r>
+            <w:r>
+              <w:rPr>
+                <w:rFonts w:ascii="Calibri" w:hAnsi="Calibri" w:cs="Calibri"/>
+                <w:color w:val="000000"/>
+                <w:lang w:val="ru-RU"/>
+              </w:rPr>
+              <w:t xml:space="preserve"> на академические источники</w:t>
+            </w:r>
+            <w:r>
+              <w:rPr>
+                <w:rFonts w:ascii="Calibri" w:hAnsi="Calibri" w:cs="Calibri"/>
+                <w:color w:val="000000"/>
+                <w:lang w:val="ru-RU"/>
+              </w:rPr>
+              <w:t>,</w:t>
+            </w:r>
+            <w:r>
+              <w:rPr>
+                <w:rFonts w:ascii="Calibri" w:hAnsi="Calibri" w:cs="Calibri"/>
+                <w:color w:val="000000"/>
+                <w:lang w:val="ru-RU"/>
+              </w:rPr>
+              <w:t xml:space="preserve"> </w:t>
+            </w:r>
+            <w:r>
+              <w:rPr>
+                <w:rFonts w:ascii="Calibri" w:hAnsi="Calibri" w:cs="Calibri"/>
+                <w:color w:val="000000"/>
+                <w:lang w:val="ru-RU"/>
+              </w:rPr>
+              <w:t>исправил неточности в каждом из подходов, но каждый посчитал применимым</w:t>
+            </w:r>
+            <w:r>
+              <w:rPr>
+                <w:rFonts w:ascii="Calibri" w:hAnsi="Calibri" w:cs="Calibri"/>
+                <w:color w:val="000000"/>
+                <w:lang w:val="ru-RU"/>
+              </w:rPr>
+              <w:t>. В итоге команда</w:t>
+            </w:r>
+            <w:r>
+              <w:rPr>
+                <w:rFonts w:ascii="Calibri" w:hAnsi="Calibri" w:cs="Calibri"/>
+                <w:color w:val="000000"/>
+                <w:lang w:val="ru-RU"/>
+              </w:rPr>
+              <w:t xml:space="preserve"> реализова</w:t>
+            </w:r>
+            <w:r>
+              <w:rPr>
+                <w:rFonts w:ascii="Calibri" w:hAnsi="Calibri" w:cs="Calibri"/>
+                <w:color w:val="000000"/>
+                <w:lang w:val="ru-RU"/>
+              </w:rPr>
+              <w:t>ла</w:t>
+            </w:r>
+            <w:r>
+              <w:rPr>
+                <w:rFonts w:ascii="Calibri" w:hAnsi="Calibri" w:cs="Calibri"/>
+                <w:color w:val="000000"/>
+                <w:lang w:val="ru-RU"/>
+              </w:rPr>
+              <w:t xml:space="preserve"> </w:t>
+            </w:r>
+            <w:r>
+              <w:rPr>
+                <w:rFonts w:ascii="Calibri" w:hAnsi="Calibri" w:cs="Calibri"/>
+                <w:color w:val="000000"/>
+                <w:lang w:val="ru-RU"/>
+              </w:rPr>
+              <w:t xml:space="preserve">оба </w:t>
+            </w:r>
+            <w:r>
+              <w:rPr>
+                <w:rFonts w:ascii="Calibri" w:hAnsi="Calibri" w:cs="Calibri"/>
+                <w:color w:val="000000"/>
+                <w:lang w:val="ru-RU"/>
+              </w:rPr>
+              <w:t>подход</w:t>
+            </w:r>
+            <w:r>
+              <w:rPr>
+                <w:rFonts w:ascii="Calibri" w:hAnsi="Calibri" w:cs="Calibri"/>
+                <w:color w:val="000000"/>
+                <w:lang w:val="ru-RU"/>
+              </w:rPr>
+              <w:t>а и</w:t>
+            </w:r>
+            <w:r>
+              <w:rPr>
+                <w:rFonts w:ascii="Calibri" w:hAnsi="Calibri" w:cs="Calibri"/>
+                <w:color w:val="000000"/>
+                <w:lang w:val="ru-RU"/>
+              </w:rPr>
+              <w:t xml:space="preserve"> выбрала </w:t>
+            </w:r>
+            <w:r>
+              <w:rPr>
+                <w:rFonts w:ascii="Calibri" w:hAnsi="Calibri" w:cs="Calibri"/>
+                <w:color w:val="000000"/>
+                <w:lang w:val="ru-RU"/>
+              </w:rPr>
+              <w:t>подход пр</w:t>
+            </w:r>
+            <w:r>
+              <w:rPr>
+                <w:rFonts w:ascii="Calibri" w:hAnsi="Calibri" w:cs="Calibri"/>
+                <w:color w:val="000000"/>
+                <w:lang w:val="ru-RU"/>
+              </w:rPr>
+              <w:t>, который приводил к лучшим значениям метрик</w:t>
+            </w:r>
+            <w:r>
+              <w:rPr>
+                <w:rFonts w:ascii="Calibri" w:hAnsi="Calibri" w:cs="Calibri"/>
+                <w:color w:val="000000"/>
+                <w:lang w:val="ru-RU"/>
+              </w:rPr>
+              <w:t>.</w:t>
             </w:r>
           </w:p>
         </w:tc>
@@ -1053,14 +1132,7 @@
                 <w:color w:val="000000"/>
                 <w:lang w:val="ru-RU"/>
               </w:rPr>
-              <w:t xml:space="preserve">Принял бы более активное участие в </w:t>
-            </w:r>
-            <w:r>
-              <w:rPr>
-                <w:rFonts w:ascii="Calibri" w:hAnsi="Calibri" w:cs="Calibri"/>
-                <w:color w:val="000000"/>
-              </w:rPr>
-              <w:t>EDA</w:t>
+              <w:t xml:space="preserve">Я бы активнее участвовал в разведочном анализе данных (EDA) с самого начала. Его результаты, например </w:t>
             </w:r>
             <w:r>
               <w:rPr>
@@ -1068,7 +1140,31 @@
                 <w:color w:val="000000"/>
                 <w:lang w:val="ru-RU"/>
               </w:rPr>
-              <w:t>, поскольку их результаты оказались значимыми для настройки линейных моделей</w:t>
+              <w:t>законы распределения численных признаков, в том числе целево</w:t>
+            </w:r>
+            <w:r>
+              <w:rPr>
+                <w:rFonts w:ascii="Calibri" w:hAnsi="Calibri" w:cs="Calibri"/>
+                <w:color w:val="000000"/>
+                <w:lang w:val="ru-RU"/>
+              </w:rPr>
+              <w:t>й переменной</w:t>
+            </w:r>
+            <w:r>
+              <w:rPr>
+                <w:rFonts w:ascii="Calibri" w:hAnsi="Calibri" w:cs="Calibri"/>
+                <w:color w:val="000000"/>
+                <w:lang w:val="ru-RU"/>
+              </w:rPr>
+              <w:t xml:space="preserve">, оказались важны для настройки линейных моделей, а я узнал о них поздно. Если бы я участвовал раньше, </w:t>
+            </w:r>
+            <w:r>
+              <w:rPr>
+                <w:rFonts w:ascii="Calibri" w:hAnsi="Calibri" w:cs="Calibri"/>
+                <w:color w:val="000000"/>
+                <w:lang w:val="ru-RU"/>
+              </w:rPr>
+              <w:t>то сразу выбрал бы нужное преобразование целевой переменной.</w:t>
             </w:r>
           </w:p>
         </w:tc>
@@ -1265,6 +1361,95 @@
       </w:rPr>
     </w:lvl>
   </w:abstractNum>
+  <w:abstractNum w:abstractNumId="9" w15:restartNumberingAfterBreak="0">
+    <w:nsid w:val="1EA26C85"/>
+    <w:multiLevelType w:val="hybridMultilevel"/>
+    <w:tmpl w:val="FF7A7FEC"/>
+    <w:lvl w:ilvl="0" w:tplc="0419000F">
+      <w:start w:val="1"/>
+      <w:numFmt w:val="decimal"/>
+      <w:lvlText w:val="%1."/>
+      <w:lvlJc w:val="left"/>
+      <w:pPr>
+        <w:ind w:left="720" w:hanging="360"/>
+      </w:pPr>
+      <w:rPr>
+        <w:rFonts w:hint="default"/>
+      </w:rPr>
+    </w:lvl>
+    <w:lvl w:ilvl="1" w:tplc="04190019" w:tentative="1">
+      <w:start w:val="1"/>
+      <w:numFmt w:val="lowerLetter"/>
+      <w:lvlText w:val="%2."/>
+      <w:lvlJc w:val="left"/>
+      <w:pPr>
+        <w:ind w:left="1440" w:hanging="360"/>
+      </w:pPr>
+    </w:lvl>
+    <w:lvl w:ilvl="2" w:tplc="0419001B" w:tentative="1">
+      <w:start w:val="1"/>
+      <w:numFmt w:val="lowerRoman"/>
+      <w:lvlText w:val="%3."/>
+      <w:lvlJc w:val="right"/>
+      <w:pPr>
+        <w:ind w:left="2160" w:hanging="180"/>
+      </w:pPr>
+    </w:lvl>
+    <w:lvl w:ilvl="3" w:tplc="0419000F" w:tentative="1">
+      <w:start w:val="1"/>
+      <w:numFmt w:val="decimal"/>
+      <w:lvlText w:val="%4."/>
+      <w:lvlJc w:val="left"/>
+      <w:pPr>
+        <w:ind w:left="2880" w:hanging="360"/>
+      </w:pPr>
+    </w:lvl>
+    <w:lvl w:ilvl="4" w:tplc="04190019" w:tentative="1">
+      <w:start w:val="1"/>
+      <w:numFmt w:val="lowerLetter"/>
+      <w:lvlText w:val="%5."/>
+      <w:lvlJc w:val="left"/>
+      <w:pPr>
+        <w:ind w:left="3600" w:hanging="360"/>
+      </w:pPr>
+    </w:lvl>
+    <w:lvl w:ilvl="5" w:tplc="0419001B" w:tentative="1">
+      <w:start w:val="1"/>
+      <w:numFmt w:val="lowerRoman"/>
+      <w:lvlText w:val="%6."/>
+      <w:lvlJc w:val="right"/>
+      <w:pPr>
+        <w:ind w:left="4320" w:hanging="180"/>
+      </w:pPr>
+    </w:lvl>
+    <w:lvl w:ilvl="6" w:tplc="0419000F" w:tentative="1">
+      <w:start w:val="1"/>
+      <w:numFmt w:val="decimal"/>
+      <w:lvlText w:val="%7."/>
+      <w:lvlJc w:val="left"/>
+      <w:pPr>
+        <w:ind w:left="5040" w:hanging="360"/>
+      </w:pPr>
+    </w:lvl>
+    <w:lvl w:ilvl="7" w:tplc="04190019" w:tentative="1">
+      <w:start w:val="1"/>
+      <w:numFmt w:val="lowerLetter"/>
+      <w:lvlText w:val="%8."/>
+      <w:lvlJc w:val="left"/>
+      <w:pPr>
+        <w:ind w:left="5760" w:hanging="360"/>
+      </w:pPr>
+    </w:lvl>
+    <w:lvl w:ilvl="8" w:tplc="0419001B" w:tentative="1">
+      <w:start w:val="1"/>
+      <w:numFmt w:val="lowerRoman"/>
+      <w:lvlText w:val="%9."/>
+      <w:lvlJc w:val="right"/>
+      <w:pPr>
+        <w:ind w:left="6480" w:hanging="180"/>
+      </w:pPr>
+    </w:lvl>
+  </w:abstractNum>
   <w:num w:numId="1">
     <w:abstractNumId w:val="8"/>
   </w:num>
@@ -1291,6 +1476,9 @@
   </w:num>
   <w:num w:numId="9">
     <w:abstractNumId w:val="0"/>
+  </w:num>
+  <w:num w:numId="10">
+    <w:abstractNumId w:val="9"/>
   </w:num>
 </w:numbering>
 </file>
@@ -1580,11 +1768,6 @@
     <w:lsdException w:name="Book Title" w:uiPriority="33" w:qFormat="1"/>
     <w:lsdException w:name="Bibliography" w:semiHidden="1" w:uiPriority="37" w:unhideWhenUsed="1"/>
     <w:lsdException w:name="TOC Heading" w:semiHidden="1" w:uiPriority="39" w:unhideWhenUsed="1" w:qFormat="1"/>
-    <w:lsdException w:name="Plain Table 5" w:semiHidden="1" w:unhideWhenUsed="1"/>
-    <w:lsdException w:name="Grid Table Light" w:semiHidden="1" w:unhideWhenUsed="1"/>
-    <w:lsdException w:name="Grid Table 1 Light" w:semiHidden="1" w:unhideWhenUsed="1"/>
-    <w:lsdException w:name="Grid Table 2" w:semiHidden="1" w:unhideWhenUsed="1"/>
-    <w:lsdException w:name="Grid Table 3" w:semiHidden="1" w:unhideWhenUsed="1"/>
     <w:lsdException w:name="Grid Table 4" w:uiPriority="49"/>
     <w:lsdException w:name="Grid Table 5 Dark" w:uiPriority="50"/>
     <w:lsdException w:name="Grid Table 6 Colorful" w:uiPriority="51"/>
